--- a/Contoso_Storm_Restoration_Brief_TEMPLATE.docx
+++ b/Contoso_Storm_Restoration_Brief_TEMPLATE.docx
@@ -25,7 +25,7 @@
         <w:rPr>
           <w:i/>
           <w:iCs/>
-          <w:color w:val="595959"/>
+          <w:color w:val="595959" w:themeColor="text1" w:themeTint="A6"/>
           <w:sz w:val="20"/>
           <w:szCs w:val="20"/>
         </w:rPr>
@@ -53,22 +53,16 @@
         <w:gridCol w:w="9360"/>
       </w:tblGrid>
       <w:tr>
-        <w:tblPrEx>
-          <w:tblCellMar>
-            <w:top w:w="0" w:type="dxa"/>
-            <w:bottom w:w="0" w:type="dxa"/>
-          </w:tblCellMar>
-        </w:tblPrEx>
         <w:tc>
           <w:tcPr>
             <w:tcW w:w="9360" w:type="dxa"/>
             <w:tcBorders>
-              <w:top w:val="single" w:sz="4" w:space="0" w:color="BF8F00"/>
-              <w:left w:val="single" w:sz="12" w:space="0" w:color="BF8F00"/>
-              <w:bottom w:val="single" w:sz="4" w:space="0" w:color="BF8F00"/>
-              <w:right w:val="single" w:sz="4" w:space="0" w:color="BF8F00"/>
-            </w:tcBorders>
-            <w:shd w:val="clear" w:color="auto" w:fill="FFF2CC"/>
+              <w:top w:val="single" w:sz="4" w:space="0" w:color="BF8F00" w:themeColor="accent4" w:themeShade="BF"/>
+              <w:left w:val="single" w:sz="12" w:space="0" w:color="BF8F00" w:themeColor="accent4" w:themeShade="BF"/>
+              <w:bottom w:val="single" w:sz="4" w:space="0" w:color="BF8F00" w:themeColor="accent4" w:themeShade="BF"/>
+              <w:right w:val="single" w:sz="4" w:space="0" w:color="BF8F00" w:themeColor="accent4" w:themeShade="BF"/>
+            </w:tcBorders>
+            <w:shd w:val="clear" w:color="auto" w:fill="FFF2CC" w:themeFill="accent4" w:themeFillTint="33"/>
             <w:tcMar>
               <w:top w:w="100" w:type="dxa"/>
               <w:left w:w="160" w:type="dxa"/>
@@ -81,7 +75,7 @@
               <w:rPr>
                 <w:b/>
                 <w:bCs/>
-                <w:color w:val="BF8F00"/>
+                <w:color w:val="BF8F00" w:themeColor="accent4" w:themeShade="BF"/>
                 <w:sz w:val="18"/>
                 <w:szCs w:val="18"/>
               </w:rPr>
@@ -128,12 +122,6 @@
         <w:gridCol w:w="2780"/>
       </w:tblGrid>
       <w:tr>
-        <w:tblPrEx>
-          <w:tblCellMar>
-            <w:top w:w="0" w:type="dxa"/>
-            <w:bottom w:w="0" w:type="dxa"/>
-          </w:tblCellMar>
-        </w:tblPrEx>
         <w:tc>
           <w:tcPr>
             <w:tcW w:w="1900" w:type="dxa"/>
@@ -244,12 +232,6 @@
         </w:tc>
       </w:tr>
       <w:tr>
-        <w:tblPrEx>
-          <w:tblCellMar>
-            <w:top w:w="0" w:type="dxa"/>
-            <w:bottom w:w="0" w:type="dxa"/>
-          </w:tblCellMar>
-        </w:tblPrEx>
         <w:tc>
           <w:tcPr>
             <w:tcW w:w="1900" w:type="dxa"/>
@@ -415,20 +397,14 @@
         <w:gridCol w:w="1500"/>
       </w:tblGrid>
       <w:tr>
-        <w:tblPrEx>
-          <w:tblCellMar>
-            <w:top w:w="0" w:type="dxa"/>
-            <w:bottom w:w="0" w:type="dxa"/>
-          </w:tblCellMar>
-        </w:tblPrEx>
         <w:tc>
           <w:tcPr>
             <w:tcW w:w="2960" w:type="dxa"/>
             <w:tcBorders>
-              <w:top w:val="single" w:sz="1" w:space="0" w:color="BFBFBF"/>
-              <w:left w:val="single" w:sz="1" w:space="0" w:color="BFBFBF"/>
-              <w:bottom w:val="single" w:sz="1" w:space="0" w:color="BFBFBF"/>
-              <w:right w:val="single" w:sz="1" w:space="0" w:color="BFBFBF"/>
+              <w:top w:val="single" w:sz="1" w:space="0" w:color="BFBFBF" w:themeColor="background1" w:themeShade="BF"/>
+              <w:left w:val="single" w:sz="1" w:space="0" w:color="BFBFBF" w:themeColor="background1" w:themeShade="BF"/>
+              <w:bottom w:val="single" w:sz="1" w:space="0" w:color="BFBFBF" w:themeColor="background1" w:themeShade="BF"/>
+              <w:right w:val="single" w:sz="1" w:space="0" w:color="BFBFBF" w:themeColor="background1" w:themeShade="BF"/>
             </w:tcBorders>
             <w:shd w:val="clear" w:color="auto" w:fill="2E5496"/>
             <w:tcMar>
@@ -455,10 +431,10 @@
           <w:tcPr>
             <w:tcW w:w="1300" w:type="dxa"/>
             <w:tcBorders>
-              <w:top w:val="single" w:sz="1" w:space="0" w:color="BFBFBF"/>
-              <w:left w:val="single" w:sz="1" w:space="0" w:color="BFBFBF"/>
-              <w:bottom w:val="single" w:sz="1" w:space="0" w:color="BFBFBF"/>
-              <w:right w:val="single" w:sz="1" w:space="0" w:color="BFBFBF"/>
+              <w:top w:val="single" w:sz="1" w:space="0" w:color="BFBFBF" w:themeColor="background1" w:themeShade="BF"/>
+              <w:left w:val="single" w:sz="1" w:space="0" w:color="BFBFBF" w:themeColor="background1" w:themeShade="BF"/>
+              <w:bottom w:val="single" w:sz="1" w:space="0" w:color="BFBFBF" w:themeColor="background1" w:themeShade="BF"/>
+              <w:right w:val="single" w:sz="1" w:space="0" w:color="BFBFBF" w:themeColor="background1" w:themeShade="BF"/>
             </w:tcBorders>
             <w:shd w:val="clear" w:color="auto" w:fill="2E5496"/>
             <w:tcMar>
@@ -485,10 +461,10 @@
           <w:tcPr>
             <w:tcW w:w="1900" w:type="dxa"/>
             <w:tcBorders>
-              <w:top w:val="single" w:sz="1" w:space="0" w:color="BFBFBF"/>
-              <w:left w:val="single" w:sz="1" w:space="0" w:color="BFBFBF"/>
-              <w:bottom w:val="single" w:sz="1" w:space="0" w:color="BFBFBF"/>
-              <w:right w:val="single" w:sz="1" w:space="0" w:color="BFBFBF"/>
+              <w:top w:val="single" w:sz="1" w:space="0" w:color="BFBFBF" w:themeColor="background1" w:themeShade="BF"/>
+              <w:left w:val="single" w:sz="1" w:space="0" w:color="BFBFBF" w:themeColor="background1" w:themeShade="BF"/>
+              <w:bottom w:val="single" w:sz="1" w:space="0" w:color="BFBFBF" w:themeColor="background1" w:themeShade="BF"/>
+              <w:right w:val="single" w:sz="1" w:space="0" w:color="BFBFBF" w:themeColor="background1" w:themeShade="BF"/>
             </w:tcBorders>
             <w:shd w:val="clear" w:color="auto" w:fill="2E5496"/>
             <w:tcMar>
@@ -515,10 +491,40 @@
           <w:tcPr>
             <w:tcW w:w="1700" w:type="dxa"/>
             <w:tcBorders>
-              <w:top w:val="single" w:sz="1" w:space="0" w:color="BFBFBF"/>
-              <w:left w:val="single" w:sz="1" w:space="0" w:color="BFBFBF"/>
-              <w:bottom w:val="single" w:sz="1" w:space="0" w:color="BFBFBF"/>
-              <w:right w:val="single" w:sz="1" w:space="0" w:color="BFBFBF"/>
+              <w:top w:val="single" w:sz="1" w:space="0" w:color="BFBFBF" w:themeColor="background1" w:themeShade="BF"/>
+              <w:left w:val="single" w:sz="1" w:space="0" w:color="BFBFBF" w:themeColor="background1" w:themeShade="BF"/>
+              <w:bottom w:val="single" w:sz="1" w:space="0" w:color="BFBFBF" w:themeColor="background1" w:themeShade="BF"/>
+              <w:right w:val="single" w:sz="1" w:space="0" w:color="BFBFBF" w:themeColor="background1" w:themeShade="BF"/>
+            </w:tcBorders>
+            <w:shd w:val="clear" w:color="auto" w:fill="2E5496"/>
+            <w:tcMar>
+              <w:top w:w="60" w:type="dxa"/>
+              <w:left w:w="110" w:type="dxa"/>
+              <w:bottom w:w="60" w:type="dxa"/>
+              <w:right w:w="110" w:type="dxa"/>
+            </w:tcMar>
+          </w:tcPr>
+          <w:p>
+            <w:r>
+              <w:rPr>
+                <w:b/>
+                <w:bCs/>
+                <w:color w:val="FFFFFF" w:themeColor="background1"/>
+                <w:sz w:val="18"/>
+                <w:szCs w:val="18"/>
+              </w:rPr>
+              <w:t>Avg Restoration (hrs)</w:t>
+            </w:r>
+          </w:p>
+        </w:tc>
+        <w:tc>
+          <w:tcPr>
+            <w:tcW w:w="1500" w:type="dxa"/>
+            <w:tcBorders>
+              <w:top w:val="single" w:sz="1" w:space="0" w:color="BFBFBF" w:themeColor="background1" w:themeShade="BF"/>
+              <w:left w:val="single" w:sz="1" w:space="0" w:color="BFBFBF" w:themeColor="background1" w:themeShade="BF"/>
+              <w:bottom w:val="single" w:sz="1" w:space="0" w:color="BFBFBF" w:themeColor="background1" w:themeShade="BF"/>
+              <w:right w:val="single" w:sz="1" w:space="0" w:color="BFBFBF" w:themeColor="background1" w:themeShade="BF"/>
             </w:tcBorders>
             <w:shd w:val="clear" w:color="auto" w:fill="2E5496"/>
             <w:tcMar>
@@ -537,70 +543,34 @@
                 <w:sz w:val="18"/>
                 <w:szCs w:val="18"/>
               </w:rPr>
-              <w:t>Avg Restoration (hrs)</w:t>
-            </w:r>
-          </w:p>
-        </w:tc>
-        <w:tc>
-          <w:tcPr>
-            <w:tcW w:w="1500" w:type="dxa"/>
-            <w:tcBorders>
-              <w:top w:val="single" w:sz="1" w:space="0" w:color="BFBFBF"/>
-              <w:left w:val="single" w:sz="1" w:space="0" w:color="BFBFBF"/>
-              <w:bottom w:val="single" w:sz="1" w:space="0" w:color="BFBFBF"/>
-              <w:right w:val="single" w:sz="1" w:space="0" w:color="BFBFBF"/>
-            </w:tcBorders>
-            <w:shd w:val="clear" w:color="auto" w:fill="2E5496"/>
-            <w:tcMar>
-              <w:top w:w="60" w:type="dxa"/>
-              <w:left w:w="110" w:type="dxa"/>
-              <w:bottom w:w="60" w:type="dxa"/>
-              <w:right w:w="110" w:type="dxa"/>
-            </w:tcMar>
-          </w:tcPr>
-          <w:p>
-            <w:r>
-              <w:rPr>
-                <w:b/>
-                <w:bCs/>
-                <w:color w:val="FFFFFF"/>
+              <w:t>Status</w:t>
+            </w:r>
+          </w:p>
+        </w:tc>
+      </w:tr>
+      <w:tr>
+        <w:tc>
+          <w:tcPr>
+            <w:tcW w:w="2960" w:type="dxa"/>
+            <w:tcBorders>
+              <w:top w:val="single" w:sz="1" w:space="0" w:color="BFBFBF" w:themeColor="background1" w:themeShade="BF"/>
+              <w:left w:val="single" w:sz="1" w:space="0" w:color="BFBFBF" w:themeColor="background1" w:themeShade="BF"/>
+              <w:bottom w:val="single" w:sz="1" w:space="0" w:color="BFBFBF" w:themeColor="background1" w:themeShade="BF"/>
+              <w:right w:val="single" w:sz="1" w:space="0" w:color="BFBFBF" w:themeColor="background1" w:themeShade="BF"/>
+            </w:tcBorders>
+            <w:tcMar>
+              <w:top w:w="60" w:type="dxa"/>
+              <w:left w:w="110" w:type="dxa"/>
+              <w:bottom w:w="60" w:type="dxa"/>
+              <w:right w:w="110" w:type="dxa"/>
+            </w:tcMar>
+          </w:tcPr>
+          <w:p>
+            <w:r>
+              <w:rPr>
                 <w:sz w:val="18"/>
                 <w:szCs w:val="18"/>
               </w:rPr>
-              <w:t>Status</w:t>
-            </w:r>
-          </w:p>
-        </w:tc>
-      </w:tr>
-      <w:tr>
-        <w:tblPrEx>
-          <w:tblCellMar>
-            <w:top w:w="0" w:type="dxa"/>
-            <w:bottom w:w="0" w:type="dxa"/>
-          </w:tblCellMar>
-        </w:tblPrEx>
-        <w:tc>
-          <w:tcPr>
-            <w:tcW w:w="2960" w:type="dxa"/>
-            <w:tcBorders>
-              <w:top w:val="single" w:sz="1" w:space="0" w:color="BFBFBF"/>
-              <w:left w:val="single" w:sz="1" w:space="0" w:color="BFBFBF"/>
-              <w:bottom w:val="single" w:sz="1" w:space="0" w:color="BFBFBF"/>
-              <w:right w:val="single" w:sz="1" w:space="0" w:color="BFBFBF"/>
-            </w:tcBorders>
-            <w:tcMar>
-              <w:top w:w="60" w:type="dxa"/>
-              <w:left w:w="110" w:type="dxa"/>
-              <w:bottom w:w="60" w:type="dxa"/>
-              <w:right w:w="110" w:type="dxa"/>
-            </w:tcMar>
-          </w:tcPr>
-          <w:p>
-            <w:r>
-              <w:rPr>
-                <w:sz w:val="18"/>
-                <w:szCs w:val="18"/>
-              </w:rPr>
               <w:t>Contoso North</w:t>
             </w:r>
           </w:p>
@@ -609,10 +579,10 @@
           <w:tcPr>
             <w:tcW w:w="1300" w:type="dxa"/>
             <w:tcBorders>
-              <w:top w:val="single" w:sz="1" w:space="0" w:color="BFBFBF"/>
-              <w:left w:val="single" w:sz="1" w:space="0" w:color="BFBFBF"/>
-              <w:bottom w:val="single" w:sz="1" w:space="0" w:color="BFBFBF"/>
-              <w:right w:val="single" w:sz="1" w:space="0" w:color="BFBFBF"/>
+              <w:top w:val="single" w:sz="1" w:space="0" w:color="BFBFBF" w:themeColor="background1" w:themeShade="BF"/>
+              <w:left w:val="single" w:sz="1" w:space="0" w:color="BFBFBF" w:themeColor="background1" w:themeShade="BF"/>
+              <w:bottom w:val="single" w:sz="1" w:space="0" w:color="BFBFBF" w:themeColor="background1" w:themeShade="BF"/>
+              <w:right w:val="single" w:sz="1" w:space="0" w:color="BFBFBF" w:themeColor="background1" w:themeShade="BF"/>
             </w:tcBorders>
             <w:tcMar>
               <w:top w:w="60" w:type="dxa"/>
@@ -639,10 +609,10 @@
           <w:tcPr>
             <w:tcW w:w="1900" w:type="dxa"/>
             <w:tcBorders>
-              <w:top w:val="single" w:sz="1" w:space="0" w:color="BFBFBF"/>
-              <w:left w:val="single" w:sz="1" w:space="0" w:color="BFBFBF"/>
-              <w:bottom w:val="single" w:sz="1" w:space="0" w:color="BFBFBF"/>
-              <w:right w:val="single" w:sz="1" w:space="0" w:color="BFBFBF"/>
+              <w:top w:val="single" w:sz="1" w:space="0" w:color="BFBFBF" w:themeColor="background1" w:themeShade="BF"/>
+              <w:left w:val="single" w:sz="1" w:space="0" w:color="BFBFBF" w:themeColor="background1" w:themeShade="BF"/>
+              <w:bottom w:val="single" w:sz="1" w:space="0" w:color="BFBFBF" w:themeColor="background1" w:themeShade="BF"/>
+              <w:right w:val="single" w:sz="1" w:space="0" w:color="BFBFBF" w:themeColor="background1" w:themeShade="BF"/>
             </w:tcBorders>
             <w:tcMar>
               <w:top w:w="60" w:type="dxa"/>
@@ -669,10 +639,10 @@
           <w:tcPr>
             <w:tcW w:w="1700" w:type="dxa"/>
             <w:tcBorders>
-              <w:top w:val="single" w:sz="1" w:space="0" w:color="BFBFBF"/>
-              <w:left w:val="single" w:sz="1" w:space="0" w:color="BFBFBF"/>
-              <w:bottom w:val="single" w:sz="1" w:space="0" w:color="BFBFBF"/>
-              <w:right w:val="single" w:sz="1" w:space="0" w:color="BFBFBF"/>
+              <w:top w:val="single" w:sz="1" w:space="0" w:color="BFBFBF" w:themeColor="background1" w:themeShade="BF"/>
+              <w:left w:val="single" w:sz="1" w:space="0" w:color="BFBFBF" w:themeColor="background1" w:themeShade="BF"/>
+              <w:bottom w:val="single" w:sz="1" w:space="0" w:color="BFBFBF" w:themeColor="background1" w:themeShade="BF"/>
+              <w:right w:val="single" w:sz="1" w:space="0" w:color="BFBFBF" w:themeColor="background1" w:themeShade="BF"/>
             </w:tcBorders>
             <w:tcMar>
               <w:top w:w="60" w:type="dxa"/>
@@ -699,10 +669,10 @@
           <w:tcPr>
             <w:tcW w:w="1500" w:type="dxa"/>
             <w:tcBorders>
-              <w:top w:val="single" w:sz="1" w:space="0" w:color="BFBFBF"/>
-              <w:left w:val="single" w:sz="1" w:space="0" w:color="BFBFBF"/>
-              <w:bottom w:val="single" w:sz="1" w:space="0" w:color="BFBFBF"/>
-              <w:right w:val="single" w:sz="1" w:space="0" w:color="BFBFBF"/>
+              <w:top w:val="single" w:sz="1" w:space="0" w:color="BFBFBF" w:themeColor="background1" w:themeShade="BF"/>
+              <w:left w:val="single" w:sz="1" w:space="0" w:color="BFBFBF" w:themeColor="background1" w:themeShade="BF"/>
+              <w:bottom w:val="single" w:sz="1" w:space="0" w:color="BFBFBF" w:themeColor="background1" w:themeShade="BF"/>
+              <w:right w:val="single" w:sz="1" w:space="0" w:color="BFBFBF" w:themeColor="background1" w:themeShade="BF"/>
             </w:tcBorders>
             <w:tcMar>
               <w:top w:w="60" w:type="dxa"/>
@@ -727,20 +697,14 @@
         </w:tc>
       </w:tr>
       <w:tr>
-        <w:tblPrEx>
-          <w:tblCellMar>
-            <w:top w:w="0" w:type="dxa"/>
-            <w:bottom w:w="0" w:type="dxa"/>
-          </w:tblCellMar>
-        </w:tblPrEx>
         <w:tc>
           <w:tcPr>
             <w:tcW w:w="2960" w:type="dxa"/>
             <w:tcBorders>
-              <w:top w:val="single" w:sz="1" w:space="0" w:color="BFBFBF"/>
-              <w:left w:val="single" w:sz="1" w:space="0" w:color="BFBFBF"/>
-              <w:bottom w:val="single" w:sz="1" w:space="0" w:color="BFBFBF"/>
-              <w:right w:val="single" w:sz="1" w:space="0" w:color="BFBFBF"/>
+              <w:top w:val="single" w:sz="1" w:space="0" w:color="BFBFBF" w:themeColor="background1" w:themeShade="BF"/>
+              <w:left w:val="single" w:sz="1" w:space="0" w:color="BFBFBF" w:themeColor="background1" w:themeShade="BF"/>
+              <w:bottom w:val="single" w:sz="1" w:space="0" w:color="BFBFBF" w:themeColor="background1" w:themeShade="BF"/>
+              <w:right w:val="single" w:sz="1" w:space="0" w:color="BFBFBF" w:themeColor="background1" w:themeShade="BF"/>
             </w:tcBorders>
             <w:shd w:val="clear" w:color="auto" w:fill="EAF0FB"/>
             <w:tcMar>
@@ -764,10 +728,10 @@
           <w:tcPr>
             <w:tcW w:w="1300" w:type="dxa"/>
             <w:tcBorders>
-              <w:top w:val="single" w:sz="1" w:space="0" w:color="BFBFBF"/>
-              <w:left w:val="single" w:sz="1" w:space="0" w:color="BFBFBF"/>
-              <w:bottom w:val="single" w:sz="1" w:space="0" w:color="BFBFBF"/>
-              <w:right w:val="single" w:sz="1" w:space="0" w:color="BFBFBF"/>
+              <w:top w:val="single" w:sz="1" w:space="0" w:color="BFBFBF" w:themeColor="background1" w:themeShade="BF"/>
+              <w:left w:val="single" w:sz="1" w:space="0" w:color="BFBFBF" w:themeColor="background1" w:themeShade="BF"/>
+              <w:bottom w:val="single" w:sz="1" w:space="0" w:color="BFBFBF" w:themeColor="background1" w:themeShade="BF"/>
+              <w:right w:val="single" w:sz="1" w:space="0" w:color="BFBFBF" w:themeColor="background1" w:themeShade="BF"/>
             </w:tcBorders>
             <w:shd w:val="clear" w:color="auto" w:fill="EAF0FB"/>
             <w:tcMar>
@@ -795,10 +759,10 @@
           <w:tcPr>
             <w:tcW w:w="1900" w:type="dxa"/>
             <w:tcBorders>
-              <w:top w:val="single" w:sz="1" w:space="0" w:color="BFBFBF"/>
-              <w:left w:val="single" w:sz="1" w:space="0" w:color="BFBFBF"/>
-              <w:bottom w:val="single" w:sz="1" w:space="0" w:color="BFBFBF"/>
-              <w:right w:val="single" w:sz="1" w:space="0" w:color="BFBFBF"/>
+              <w:top w:val="single" w:sz="1" w:space="0" w:color="BFBFBF" w:themeColor="background1" w:themeShade="BF"/>
+              <w:left w:val="single" w:sz="1" w:space="0" w:color="BFBFBF" w:themeColor="background1" w:themeShade="BF"/>
+              <w:bottom w:val="single" w:sz="1" w:space="0" w:color="BFBFBF" w:themeColor="background1" w:themeShade="BF"/>
+              <w:right w:val="single" w:sz="1" w:space="0" w:color="BFBFBF" w:themeColor="background1" w:themeShade="BF"/>
             </w:tcBorders>
             <w:shd w:val="clear" w:color="auto" w:fill="EAF0FB"/>
             <w:tcMar>
@@ -826,10 +790,10 @@
           <w:tcPr>
             <w:tcW w:w="1700" w:type="dxa"/>
             <w:tcBorders>
-              <w:top w:val="single" w:sz="1" w:space="0" w:color="BFBFBF"/>
-              <w:left w:val="single" w:sz="1" w:space="0" w:color="BFBFBF"/>
-              <w:bottom w:val="single" w:sz="1" w:space="0" w:color="BFBFBF"/>
-              <w:right w:val="single" w:sz="1" w:space="0" w:color="BFBFBF"/>
+              <w:top w:val="single" w:sz="1" w:space="0" w:color="BFBFBF" w:themeColor="background1" w:themeShade="BF"/>
+              <w:left w:val="single" w:sz="1" w:space="0" w:color="BFBFBF" w:themeColor="background1" w:themeShade="BF"/>
+              <w:bottom w:val="single" w:sz="1" w:space="0" w:color="BFBFBF" w:themeColor="background1" w:themeShade="BF"/>
+              <w:right w:val="single" w:sz="1" w:space="0" w:color="BFBFBF" w:themeColor="background1" w:themeShade="BF"/>
             </w:tcBorders>
             <w:shd w:val="clear" w:color="auto" w:fill="EAF0FB"/>
             <w:tcMar>
@@ -857,10 +821,10 @@
           <w:tcPr>
             <w:tcW w:w="1500" w:type="dxa"/>
             <w:tcBorders>
-              <w:top w:val="single" w:sz="1" w:space="0" w:color="BFBFBF"/>
-              <w:left w:val="single" w:sz="1" w:space="0" w:color="BFBFBF"/>
-              <w:bottom w:val="single" w:sz="1" w:space="0" w:color="BFBFBF"/>
-              <w:right w:val="single" w:sz="1" w:space="0" w:color="BFBFBF"/>
+              <w:top w:val="single" w:sz="1" w:space="0" w:color="BFBFBF" w:themeColor="background1" w:themeShade="BF"/>
+              <w:left w:val="single" w:sz="1" w:space="0" w:color="BFBFBF" w:themeColor="background1" w:themeShade="BF"/>
+              <w:bottom w:val="single" w:sz="1" w:space="0" w:color="BFBFBF" w:themeColor="background1" w:themeShade="BF"/>
+              <w:right w:val="single" w:sz="1" w:space="0" w:color="BFBFBF" w:themeColor="background1" w:themeShade="BF"/>
             </w:tcBorders>
             <w:shd w:val="clear" w:color="auto" w:fill="EAF0FB"/>
             <w:tcMar>
@@ -886,20 +850,14 @@
         </w:tc>
       </w:tr>
       <w:tr>
-        <w:tblPrEx>
-          <w:tblCellMar>
-            <w:top w:w="0" w:type="dxa"/>
-            <w:bottom w:w="0" w:type="dxa"/>
-          </w:tblCellMar>
-        </w:tblPrEx>
         <w:tc>
           <w:tcPr>
             <w:tcW w:w="2960" w:type="dxa"/>
             <w:tcBorders>
-              <w:top w:val="single" w:sz="1" w:space="0" w:color="BFBFBF"/>
-              <w:left w:val="single" w:sz="1" w:space="0" w:color="BFBFBF"/>
-              <w:bottom w:val="single" w:sz="1" w:space="0" w:color="BFBFBF"/>
-              <w:right w:val="single" w:sz="1" w:space="0" w:color="BFBFBF"/>
+              <w:top w:val="single" w:sz="1" w:space="0" w:color="BFBFBF" w:themeColor="background1" w:themeShade="BF"/>
+              <w:left w:val="single" w:sz="1" w:space="0" w:color="BFBFBF" w:themeColor="background1" w:themeShade="BF"/>
+              <w:bottom w:val="single" w:sz="1" w:space="0" w:color="BFBFBF" w:themeColor="background1" w:themeShade="BF"/>
+              <w:right w:val="single" w:sz="1" w:space="0" w:color="BFBFBF" w:themeColor="background1" w:themeShade="BF"/>
             </w:tcBorders>
             <w:tcMar>
               <w:top w:w="60" w:type="dxa"/>
@@ -922,10 +880,10 @@
           <w:tcPr>
             <w:tcW w:w="1300" w:type="dxa"/>
             <w:tcBorders>
-              <w:top w:val="single" w:sz="1" w:space="0" w:color="BFBFBF"/>
-              <w:left w:val="single" w:sz="1" w:space="0" w:color="BFBFBF"/>
-              <w:bottom w:val="single" w:sz="1" w:space="0" w:color="BFBFBF"/>
-              <w:right w:val="single" w:sz="1" w:space="0" w:color="BFBFBF"/>
+              <w:top w:val="single" w:sz="1" w:space="0" w:color="BFBFBF" w:themeColor="background1" w:themeShade="BF"/>
+              <w:left w:val="single" w:sz="1" w:space="0" w:color="BFBFBF" w:themeColor="background1" w:themeShade="BF"/>
+              <w:bottom w:val="single" w:sz="1" w:space="0" w:color="BFBFBF" w:themeColor="background1" w:themeShade="BF"/>
+              <w:right w:val="single" w:sz="1" w:space="0" w:color="BFBFBF" w:themeColor="background1" w:themeShade="BF"/>
             </w:tcBorders>
             <w:tcMar>
               <w:top w:w="60" w:type="dxa"/>
@@ -952,10 +910,10 @@
           <w:tcPr>
             <w:tcW w:w="1900" w:type="dxa"/>
             <w:tcBorders>
-              <w:top w:val="single" w:sz="1" w:space="0" w:color="BFBFBF"/>
-              <w:left w:val="single" w:sz="1" w:space="0" w:color="BFBFBF"/>
-              <w:bottom w:val="single" w:sz="1" w:space="0" w:color="BFBFBF"/>
-              <w:right w:val="single" w:sz="1" w:space="0" w:color="BFBFBF"/>
+              <w:top w:val="single" w:sz="1" w:space="0" w:color="BFBFBF" w:themeColor="background1" w:themeShade="BF"/>
+              <w:left w:val="single" w:sz="1" w:space="0" w:color="BFBFBF" w:themeColor="background1" w:themeShade="BF"/>
+              <w:bottom w:val="single" w:sz="1" w:space="0" w:color="BFBFBF" w:themeColor="background1" w:themeShade="BF"/>
+              <w:right w:val="single" w:sz="1" w:space="0" w:color="BFBFBF" w:themeColor="background1" w:themeShade="BF"/>
             </w:tcBorders>
             <w:tcMar>
               <w:top w:w="60" w:type="dxa"/>
@@ -982,10 +940,10 @@
           <w:tcPr>
             <w:tcW w:w="1700" w:type="dxa"/>
             <w:tcBorders>
-              <w:top w:val="single" w:sz="1" w:space="0" w:color="BFBFBF"/>
-              <w:left w:val="single" w:sz="1" w:space="0" w:color="BFBFBF"/>
-              <w:bottom w:val="single" w:sz="1" w:space="0" w:color="BFBFBF"/>
-              <w:right w:val="single" w:sz="1" w:space="0" w:color="BFBFBF"/>
+              <w:top w:val="single" w:sz="1" w:space="0" w:color="BFBFBF" w:themeColor="background1" w:themeShade="BF"/>
+              <w:left w:val="single" w:sz="1" w:space="0" w:color="BFBFBF" w:themeColor="background1" w:themeShade="BF"/>
+              <w:bottom w:val="single" w:sz="1" w:space="0" w:color="BFBFBF" w:themeColor="background1" w:themeShade="BF"/>
+              <w:right w:val="single" w:sz="1" w:space="0" w:color="BFBFBF" w:themeColor="background1" w:themeShade="BF"/>
             </w:tcBorders>
             <w:tcMar>
               <w:top w:w="60" w:type="dxa"/>
@@ -1012,10 +970,10 @@
           <w:tcPr>
             <w:tcW w:w="1500" w:type="dxa"/>
             <w:tcBorders>
-              <w:top w:val="single" w:sz="1" w:space="0" w:color="BFBFBF"/>
-              <w:left w:val="single" w:sz="1" w:space="0" w:color="BFBFBF"/>
-              <w:bottom w:val="single" w:sz="1" w:space="0" w:color="BFBFBF"/>
-              <w:right w:val="single" w:sz="1" w:space="0" w:color="BFBFBF"/>
+              <w:top w:val="single" w:sz="1" w:space="0" w:color="BFBFBF" w:themeColor="background1" w:themeShade="BF"/>
+              <w:left w:val="single" w:sz="1" w:space="0" w:color="BFBFBF" w:themeColor="background1" w:themeShade="BF"/>
+              <w:bottom w:val="single" w:sz="1" w:space="0" w:color="BFBFBF" w:themeColor="background1" w:themeShade="BF"/>
+              <w:right w:val="single" w:sz="1" w:space="0" w:color="BFBFBF" w:themeColor="background1" w:themeShade="BF"/>
             </w:tcBorders>
             <w:tcMar>
               <w:top w:w="60" w:type="dxa"/>
@@ -1040,20 +998,14 @@
         </w:tc>
       </w:tr>
       <w:tr>
-        <w:tblPrEx>
-          <w:tblCellMar>
-            <w:top w:w="0" w:type="dxa"/>
-            <w:bottom w:w="0" w:type="dxa"/>
-          </w:tblCellMar>
-        </w:tblPrEx>
         <w:tc>
           <w:tcPr>
             <w:tcW w:w="2960" w:type="dxa"/>
             <w:tcBorders>
-              <w:top w:val="single" w:sz="1" w:space="0" w:color="BFBFBF"/>
-              <w:left w:val="single" w:sz="1" w:space="0" w:color="BFBFBF"/>
-              <w:bottom w:val="single" w:sz="1" w:space="0" w:color="BFBFBF"/>
-              <w:right w:val="single" w:sz="1" w:space="0" w:color="BFBFBF"/>
+              <w:top w:val="single" w:sz="1" w:space="0" w:color="BFBFBF" w:themeColor="background1" w:themeShade="BF"/>
+              <w:left w:val="single" w:sz="1" w:space="0" w:color="BFBFBF" w:themeColor="background1" w:themeShade="BF"/>
+              <w:bottom w:val="single" w:sz="1" w:space="0" w:color="BFBFBF" w:themeColor="background1" w:themeShade="BF"/>
+              <w:right w:val="single" w:sz="1" w:space="0" w:color="BFBFBF" w:themeColor="background1" w:themeShade="BF"/>
             </w:tcBorders>
             <w:shd w:val="clear" w:color="auto" w:fill="EAF0FB"/>
             <w:tcMar>
@@ -1077,10 +1029,10 @@
           <w:tcPr>
             <w:tcW w:w="1300" w:type="dxa"/>
             <w:tcBorders>
-              <w:top w:val="single" w:sz="1" w:space="0" w:color="BFBFBF"/>
-              <w:left w:val="single" w:sz="1" w:space="0" w:color="BFBFBF"/>
-              <w:bottom w:val="single" w:sz="1" w:space="0" w:color="BFBFBF"/>
-              <w:right w:val="single" w:sz="1" w:space="0" w:color="BFBFBF"/>
+              <w:top w:val="single" w:sz="1" w:space="0" w:color="BFBFBF" w:themeColor="background1" w:themeShade="BF"/>
+              <w:left w:val="single" w:sz="1" w:space="0" w:color="BFBFBF" w:themeColor="background1" w:themeShade="BF"/>
+              <w:bottom w:val="single" w:sz="1" w:space="0" w:color="BFBFBF" w:themeColor="background1" w:themeShade="BF"/>
+              <w:right w:val="single" w:sz="1" w:space="0" w:color="BFBFBF" w:themeColor="background1" w:themeShade="BF"/>
             </w:tcBorders>
             <w:shd w:val="clear" w:color="auto" w:fill="EAF0FB"/>
             <w:tcMar>
@@ -1108,10 +1060,10 @@
           <w:tcPr>
             <w:tcW w:w="1900" w:type="dxa"/>
             <w:tcBorders>
-              <w:top w:val="single" w:sz="1" w:space="0" w:color="BFBFBF"/>
-              <w:left w:val="single" w:sz="1" w:space="0" w:color="BFBFBF"/>
-              <w:bottom w:val="single" w:sz="1" w:space="0" w:color="BFBFBF"/>
-              <w:right w:val="single" w:sz="1" w:space="0" w:color="BFBFBF"/>
+              <w:top w:val="single" w:sz="1" w:space="0" w:color="BFBFBF" w:themeColor="background1" w:themeShade="BF"/>
+              <w:left w:val="single" w:sz="1" w:space="0" w:color="BFBFBF" w:themeColor="background1" w:themeShade="BF"/>
+              <w:bottom w:val="single" w:sz="1" w:space="0" w:color="BFBFBF" w:themeColor="background1" w:themeShade="BF"/>
+              <w:right w:val="single" w:sz="1" w:space="0" w:color="BFBFBF" w:themeColor="background1" w:themeShade="BF"/>
             </w:tcBorders>
             <w:shd w:val="clear" w:color="auto" w:fill="EAF0FB"/>
             <w:tcMar>
@@ -1139,10 +1091,10 @@
           <w:tcPr>
             <w:tcW w:w="1700" w:type="dxa"/>
             <w:tcBorders>
-              <w:top w:val="single" w:sz="1" w:space="0" w:color="BFBFBF"/>
-              <w:left w:val="single" w:sz="1" w:space="0" w:color="BFBFBF"/>
-              <w:bottom w:val="single" w:sz="1" w:space="0" w:color="BFBFBF"/>
-              <w:right w:val="single" w:sz="1" w:space="0" w:color="BFBFBF"/>
+              <w:top w:val="single" w:sz="1" w:space="0" w:color="BFBFBF" w:themeColor="background1" w:themeShade="BF"/>
+              <w:left w:val="single" w:sz="1" w:space="0" w:color="BFBFBF" w:themeColor="background1" w:themeShade="BF"/>
+              <w:bottom w:val="single" w:sz="1" w:space="0" w:color="BFBFBF" w:themeColor="background1" w:themeShade="BF"/>
+              <w:right w:val="single" w:sz="1" w:space="0" w:color="BFBFBF" w:themeColor="background1" w:themeShade="BF"/>
             </w:tcBorders>
             <w:shd w:val="clear" w:color="auto" w:fill="EAF0FB"/>
             <w:tcMar>
@@ -1170,10 +1122,10 @@
           <w:tcPr>
             <w:tcW w:w="1500" w:type="dxa"/>
             <w:tcBorders>
-              <w:top w:val="single" w:sz="1" w:space="0" w:color="BFBFBF"/>
-              <w:left w:val="single" w:sz="1" w:space="0" w:color="BFBFBF"/>
-              <w:bottom w:val="single" w:sz="1" w:space="0" w:color="BFBFBF"/>
-              <w:right w:val="single" w:sz="1" w:space="0" w:color="BFBFBF"/>
+              <w:top w:val="single" w:sz="1" w:space="0" w:color="BFBFBF" w:themeColor="background1" w:themeShade="BF"/>
+              <w:left w:val="single" w:sz="1" w:space="0" w:color="BFBFBF" w:themeColor="background1" w:themeShade="BF"/>
+              <w:bottom w:val="single" w:sz="1" w:space="0" w:color="BFBFBF" w:themeColor="background1" w:themeShade="BF"/>
+              <w:right w:val="single" w:sz="1" w:space="0" w:color="BFBFBF" w:themeColor="background1" w:themeShade="BF"/>
             </w:tcBorders>
             <w:shd w:val="clear" w:color="auto" w:fill="EAF0FB"/>
             <w:tcMar>
@@ -1199,20 +1151,14 @@
         </w:tc>
       </w:tr>
       <w:tr>
-        <w:tblPrEx>
-          <w:tblCellMar>
-            <w:top w:w="0" w:type="dxa"/>
-            <w:bottom w:w="0" w:type="dxa"/>
-          </w:tblCellMar>
-        </w:tblPrEx>
         <w:tc>
           <w:tcPr>
             <w:tcW w:w="2960" w:type="dxa"/>
             <w:tcBorders>
-              <w:top w:val="single" w:sz="1" w:space="0" w:color="BFBFBF"/>
-              <w:left w:val="single" w:sz="1" w:space="0" w:color="BFBFBF"/>
-              <w:bottom w:val="single" w:sz="1" w:space="0" w:color="BFBFBF"/>
-              <w:right w:val="single" w:sz="1" w:space="0" w:color="BFBFBF"/>
+              <w:top w:val="single" w:sz="1" w:space="0" w:color="BFBFBF" w:themeColor="background1" w:themeShade="BF"/>
+              <w:left w:val="single" w:sz="1" w:space="0" w:color="BFBFBF" w:themeColor="background1" w:themeShade="BF"/>
+              <w:bottom w:val="single" w:sz="1" w:space="0" w:color="BFBFBF" w:themeColor="background1" w:themeShade="BF"/>
+              <w:right w:val="single" w:sz="1" w:space="0" w:color="BFBFBF" w:themeColor="background1" w:themeShade="BF"/>
             </w:tcBorders>
             <w:tcMar>
               <w:top w:w="60" w:type="dxa"/>
@@ -1235,10 +1181,10 @@
           <w:tcPr>
             <w:tcW w:w="1300" w:type="dxa"/>
             <w:tcBorders>
-              <w:top w:val="single" w:sz="1" w:space="0" w:color="BFBFBF"/>
-              <w:left w:val="single" w:sz="1" w:space="0" w:color="BFBFBF"/>
-              <w:bottom w:val="single" w:sz="1" w:space="0" w:color="BFBFBF"/>
-              <w:right w:val="single" w:sz="1" w:space="0" w:color="BFBFBF"/>
+              <w:top w:val="single" w:sz="1" w:space="0" w:color="BFBFBF" w:themeColor="background1" w:themeShade="BF"/>
+              <w:left w:val="single" w:sz="1" w:space="0" w:color="BFBFBF" w:themeColor="background1" w:themeShade="BF"/>
+              <w:bottom w:val="single" w:sz="1" w:space="0" w:color="BFBFBF" w:themeColor="background1" w:themeShade="BF"/>
+              <w:right w:val="single" w:sz="1" w:space="0" w:color="BFBFBF" w:themeColor="background1" w:themeShade="BF"/>
             </w:tcBorders>
             <w:tcMar>
               <w:top w:w="60" w:type="dxa"/>
@@ -1265,10 +1211,10 @@
           <w:tcPr>
             <w:tcW w:w="1900" w:type="dxa"/>
             <w:tcBorders>
-              <w:top w:val="single" w:sz="1" w:space="0" w:color="BFBFBF"/>
-              <w:left w:val="single" w:sz="1" w:space="0" w:color="BFBFBF"/>
-              <w:bottom w:val="single" w:sz="1" w:space="0" w:color="BFBFBF"/>
-              <w:right w:val="single" w:sz="1" w:space="0" w:color="BFBFBF"/>
+              <w:top w:val="single" w:sz="1" w:space="0" w:color="BFBFBF" w:themeColor="background1" w:themeShade="BF"/>
+              <w:left w:val="single" w:sz="1" w:space="0" w:color="BFBFBF" w:themeColor="background1" w:themeShade="BF"/>
+              <w:bottom w:val="single" w:sz="1" w:space="0" w:color="BFBFBF" w:themeColor="background1" w:themeShade="BF"/>
+              <w:right w:val="single" w:sz="1" w:space="0" w:color="BFBFBF" w:themeColor="background1" w:themeShade="BF"/>
             </w:tcBorders>
             <w:tcMar>
               <w:top w:w="60" w:type="dxa"/>
@@ -1295,10 +1241,10 @@
           <w:tcPr>
             <w:tcW w:w="1700" w:type="dxa"/>
             <w:tcBorders>
-              <w:top w:val="single" w:sz="1" w:space="0" w:color="BFBFBF"/>
-              <w:left w:val="single" w:sz="1" w:space="0" w:color="BFBFBF"/>
-              <w:bottom w:val="single" w:sz="1" w:space="0" w:color="BFBFBF"/>
-              <w:right w:val="single" w:sz="1" w:space="0" w:color="BFBFBF"/>
+              <w:top w:val="single" w:sz="1" w:space="0" w:color="BFBFBF" w:themeColor="background1" w:themeShade="BF"/>
+              <w:left w:val="single" w:sz="1" w:space="0" w:color="BFBFBF" w:themeColor="background1" w:themeShade="BF"/>
+              <w:bottom w:val="single" w:sz="1" w:space="0" w:color="BFBFBF" w:themeColor="background1" w:themeShade="BF"/>
+              <w:right w:val="single" w:sz="1" w:space="0" w:color="BFBFBF" w:themeColor="background1" w:themeShade="BF"/>
             </w:tcBorders>
             <w:tcMar>
               <w:top w:w="60" w:type="dxa"/>
@@ -1325,10 +1271,10 @@
           <w:tcPr>
             <w:tcW w:w="1500" w:type="dxa"/>
             <w:tcBorders>
-              <w:top w:val="single" w:sz="1" w:space="0" w:color="BFBFBF"/>
-              <w:left w:val="single" w:sz="1" w:space="0" w:color="BFBFBF"/>
-              <w:bottom w:val="single" w:sz="1" w:space="0" w:color="BFBFBF"/>
-              <w:right w:val="single" w:sz="1" w:space="0" w:color="BFBFBF"/>
+              <w:top w:val="single" w:sz="1" w:space="0" w:color="BFBFBF" w:themeColor="background1" w:themeShade="BF"/>
+              <w:left w:val="single" w:sz="1" w:space="0" w:color="BFBFBF" w:themeColor="background1" w:themeShade="BF"/>
+              <w:bottom w:val="single" w:sz="1" w:space="0" w:color="BFBFBF" w:themeColor="background1" w:themeShade="BF"/>
+              <w:right w:val="single" w:sz="1" w:space="0" w:color="BFBFBF" w:themeColor="background1" w:themeShade="BF"/>
             </w:tcBorders>
             <w:tcMar>
               <w:top w:w="60" w:type="dxa"/>
@@ -1353,20 +1299,14 @@
         </w:tc>
       </w:tr>
       <w:tr>
-        <w:tblPrEx>
-          <w:tblCellMar>
-            <w:top w:w="0" w:type="dxa"/>
-            <w:bottom w:w="0" w:type="dxa"/>
-          </w:tblCellMar>
-        </w:tblPrEx>
         <w:tc>
           <w:tcPr>
             <w:tcW w:w="2960" w:type="dxa"/>
             <w:tcBorders>
-              <w:top w:val="single" w:sz="1" w:space="0" w:color="BFBFBF"/>
-              <w:left w:val="single" w:sz="1" w:space="0" w:color="BFBFBF"/>
-              <w:bottom w:val="single" w:sz="1" w:space="0" w:color="BFBFBF"/>
-              <w:right w:val="single" w:sz="1" w:space="0" w:color="BFBFBF"/>
+              <w:top w:val="single" w:sz="1" w:space="0" w:color="BFBFBF" w:themeColor="background1" w:themeShade="BF"/>
+              <w:left w:val="single" w:sz="1" w:space="0" w:color="BFBFBF" w:themeColor="background1" w:themeShade="BF"/>
+              <w:bottom w:val="single" w:sz="1" w:space="0" w:color="BFBFBF" w:themeColor="background1" w:themeShade="BF"/>
+              <w:right w:val="single" w:sz="1" w:space="0" w:color="BFBFBF" w:themeColor="background1" w:themeShade="BF"/>
             </w:tcBorders>
             <w:shd w:val="clear" w:color="auto" w:fill="D6E0F0"/>
             <w:tcMar>
@@ -1392,10 +1332,10 @@
           <w:tcPr>
             <w:tcW w:w="1300" w:type="dxa"/>
             <w:tcBorders>
-              <w:top w:val="single" w:sz="1" w:space="0" w:color="BFBFBF"/>
-              <w:left w:val="single" w:sz="1" w:space="0" w:color="BFBFBF"/>
-              <w:bottom w:val="single" w:sz="1" w:space="0" w:color="BFBFBF"/>
-              <w:right w:val="single" w:sz="1" w:space="0" w:color="BFBFBF"/>
+              <w:top w:val="single" w:sz="1" w:space="0" w:color="BFBFBF" w:themeColor="background1" w:themeShade="BF"/>
+              <w:left w:val="single" w:sz="1" w:space="0" w:color="BFBFBF" w:themeColor="background1" w:themeShade="BF"/>
+              <w:bottom w:val="single" w:sz="1" w:space="0" w:color="BFBFBF" w:themeColor="background1" w:themeShade="BF"/>
+              <w:right w:val="single" w:sz="1" w:space="0" w:color="BFBFBF" w:themeColor="background1" w:themeShade="BF"/>
             </w:tcBorders>
             <w:shd w:val="clear" w:color="auto" w:fill="D6E0F0"/>
             <w:tcMar>
@@ -1423,10 +1363,10 @@
           <w:tcPr>
             <w:tcW w:w="1900" w:type="dxa"/>
             <w:tcBorders>
-              <w:top w:val="single" w:sz="1" w:space="0" w:color="BFBFBF"/>
-              <w:left w:val="single" w:sz="1" w:space="0" w:color="BFBFBF"/>
-              <w:bottom w:val="single" w:sz="1" w:space="0" w:color="BFBFBF"/>
-              <w:right w:val="single" w:sz="1" w:space="0" w:color="BFBFBF"/>
+              <w:top w:val="single" w:sz="1" w:space="0" w:color="BFBFBF" w:themeColor="background1" w:themeShade="BF"/>
+              <w:left w:val="single" w:sz="1" w:space="0" w:color="BFBFBF" w:themeColor="background1" w:themeShade="BF"/>
+              <w:bottom w:val="single" w:sz="1" w:space="0" w:color="BFBFBF" w:themeColor="background1" w:themeShade="BF"/>
+              <w:right w:val="single" w:sz="1" w:space="0" w:color="BFBFBF" w:themeColor="background1" w:themeShade="BF"/>
             </w:tcBorders>
             <w:shd w:val="clear" w:color="auto" w:fill="D6E0F0"/>
             <w:tcMar>
@@ -1454,10 +1394,10 @@
           <w:tcPr>
             <w:tcW w:w="1700" w:type="dxa"/>
             <w:tcBorders>
-              <w:top w:val="single" w:sz="1" w:space="0" w:color="BFBFBF"/>
-              <w:left w:val="single" w:sz="1" w:space="0" w:color="BFBFBF"/>
-              <w:bottom w:val="single" w:sz="1" w:space="0" w:color="BFBFBF"/>
-              <w:right w:val="single" w:sz="1" w:space="0" w:color="BFBFBF"/>
+              <w:top w:val="single" w:sz="1" w:space="0" w:color="BFBFBF" w:themeColor="background1" w:themeShade="BF"/>
+              <w:left w:val="single" w:sz="1" w:space="0" w:color="BFBFBF" w:themeColor="background1" w:themeShade="BF"/>
+              <w:bottom w:val="single" w:sz="1" w:space="0" w:color="BFBFBF" w:themeColor="background1" w:themeShade="BF"/>
+              <w:right w:val="single" w:sz="1" w:space="0" w:color="BFBFBF" w:themeColor="background1" w:themeShade="BF"/>
             </w:tcBorders>
             <w:shd w:val="clear" w:color="auto" w:fill="D6E0F0"/>
             <w:tcMar>
@@ -1484,10 +1424,10 @@
           <w:tcPr>
             <w:tcW w:w="1500" w:type="dxa"/>
             <w:tcBorders>
-              <w:top w:val="single" w:sz="1" w:space="0" w:color="BFBFBF"/>
-              <w:left w:val="single" w:sz="1" w:space="0" w:color="BFBFBF"/>
-              <w:bottom w:val="single" w:sz="1" w:space="0" w:color="BFBFBF"/>
-              <w:right w:val="single" w:sz="1" w:space="0" w:color="BFBFBF"/>
+              <w:top w:val="single" w:sz="1" w:space="0" w:color="BFBFBF" w:themeColor="background1" w:themeShade="BF"/>
+              <w:left w:val="single" w:sz="1" w:space="0" w:color="BFBFBF" w:themeColor="background1" w:themeShade="BF"/>
+              <w:bottom w:val="single" w:sz="1" w:space="0" w:color="BFBFBF" w:themeColor="background1" w:themeShade="BF"/>
+              <w:right w:val="single" w:sz="1" w:space="0" w:color="BFBFBF" w:themeColor="background1" w:themeShade="BF"/>
             </w:tcBorders>
             <w:shd w:val="clear" w:color="auto" w:fill="D6E0F0"/>
             <w:tcMar>
@@ -1687,7 +1627,7 @@
     </w:pPr>
     <w:r>
       <w:rPr>
-        <w:color w:val="595959"/>
+        <w:color w:val="595959" w:themeColor="text1" w:themeTint="A6"/>
         <w:sz w:val="16"/>
         <w:szCs w:val="16"/>
       </w:rPr>
@@ -1695,7 +1635,7 @@
     </w:r>
     <w:r>
       <w:rPr>
-        <w:color w:val="595959"/>
+        <w:color w:val="595959" w:themeColor="text1" w:themeTint="A6"/>
         <w:sz w:val="16"/>
         <w:szCs w:val="16"/>
       </w:rPr>
@@ -1703,7 +1643,7 @@
     </w:r>
     <w:r>
       <w:rPr>
-        <w:color w:val="595959"/>
+        <w:color w:val="595959" w:themeColor="text1" w:themeTint="A6"/>
         <w:sz w:val="16"/>
         <w:szCs w:val="16"/>
       </w:rPr>
@@ -1711,7 +1651,7 @@
     </w:r>
     <w:r>
       <w:rPr>
-        <w:color w:val="595959"/>
+        <w:color w:val="595959" w:themeColor="text1" w:themeTint="A6"/>
         <w:sz w:val="16"/>
         <w:szCs w:val="16"/>
       </w:rPr>
@@ -1719,7 +1659,7 @@
     </w:r>
     <w:r>
       <w:rPr>
-        <w:color w:val="595959"/>
+        <w:color w:val="595959" w:themeColor="text1" w:themeTint="A6"/>
         <w:sz w:val="16"/>
         <w:szCs w:val="16"/>
       </w:rPr>
@@ -1758,7 +1698,7 @@
     </w:pPr>
     <w:r>
       <w:rPr>
-        <w:color w:val="595959"/>
+        <w:color w:val="595959" w:themeColor="text1" w:themeTint="A6"/>
         <w:sz w:val="16"/>
         <w:szCs w:val="16"/>
       </w:rPr>
@@ -2876,4 +2816,10 @@
     </a:ext>
   </a:extLst>
 </a:theme>
+</file>
+
+<file path=docMetadata/LabelInfo.xml><?xml version="1.0" encoding="utf-8"?>
+<clbl:labelList xmlns:clbl="http://schemas.microsoft.com/office/2020/mipLabelMetadata">
+  <clbl:label id="{87867195-f2b8-4ac2-b0b6-6bb73cb33afc}" enabled="1" method="Privileged" siteId="{72f988bf-86f1-41af-91ab-2d7cd011db47}" removed="0"/>
+</clbl:labelList>
 </file>